--- a/HieuLouis/THÔNG BÁO TUYỂN THÀNH VIÊN.docx
+++ b/HieuLouis/THÔNG BÁO TUYỂN THÀNH VIÊN.docx
@@ -306,7 +306,7 @@
           <w:color w:val="252525"/>
           <w:sz w:val="59"/>
         </w:rPr>
-        <w:t>ungdungtubi.com trong giai đoạn đầu</w:t>
+        <w:t>tubi.louis.vangioitutien.com trong giai đoạn đầu</w:t>
       </w:r>
     </w:p>
     <w:p>
@@ -927,7 +927,7 @@
           <w:color w:val="252525"/>
           <w:sz w:val="59"/>
         </w:rPr>
-        <w:t>website ungdungtubi.com hoặc đọc kỹ bài giới thiệu dự án.</w:t>
+        <w:t>website tubi.louis.vangioitutien.com hoặc đọc kỹ bài giới thiệu dự án.</w:t>
       </w:r>
     </w:p>
     <w:p>
